--- a/會議記錄/2025.08.07.docx
+++ b/會議記錄/2025.08.07.docx
@@ -49,7 +49,19 @@
         <w:rPr>
           <w:rFonts w:hint="eastAsia"/>
         </w:rPr>
-        <w:t xml:space="preserve">35 45 </w:t>
+        <w:t>35 4</w:t>
+      </w:r>
+      <w:r>
+        <w:rPr>
+          <w:rFonts w:hint="eastAsia"/>
+        </w:rPr>
+        <w:t>2</w:t>
+      </w:r>
+      <w:r>
+        <w:rPr>
+          <w:rFonts w:hint="eastAsia"/>
+        </w:rPr>
+        <w:t xml:space="preserve"> </w:t>
       </w:r>
       <w:r>
         <w:rPr>
@@ -92,6 +104,9 @@
     </w:p>
     <w:p>
       <w:r>
+        <w:rPr>
+          <w:noProof/>
+        </w:rPr>
         <w:drawing>
           <wp:inline distT="0" distB="0" distL="0" distR="0" wp14:anchorId="7A887564" wp14:editId="25BC5E32">
             <wp:extent cx="5274310" cy="2704465"/>
